--- a/image-stego-lsb-attack/huong_dan_thuc_hanh_lsb_attack.docx
+++ b/image-stego-lsb-attack/huong_dan_thuc_hanh_lsb_attack.docx
@@ -519,7 +519,23 @@
           <w:sz w:val="26"/>
           <w:szCs w:val="26"/>
         </w:rPr>
-        <w:t>noise_attack.py — chương trình tấn công nhiễu</w:t>
+        <w:t>des</w:t>
+      </w:r>
+      <w:r>
+        <w:rPr>
+          <w:rFonts w:ascii="Times New Roman" w:hAnsi="Times New Roman" w:cs="Times New Roman"/>
+          <w:sz w:val="26"/>
+          <w:szCs w:val="26"/>
+        </w:rPr>
+        <w:t xml:space="preserve">_attack.py — chương trình tấn công </w:t>
+      </w:r>
+      <w:r>
+        <w:rPr>
+          <w:rFonts w:ascii="Times New Roman" w:hAnsi="Times New Roman" w:cs="Times New Roman"/>
+          <w:sz w:val="26"/>
+          <w:szCs w:val="26"/>
+        </w:rPr>
+        <w:t>phá hủy</w:t>
       </w:r>
     </w:p>
     <w:p>
@@ -552,6 +568,8 @@
         </w:rPr>
         <w:t>.png — ảnh gốc mẫu</w:t>
       </w:r>
+      <w:bookmarkStart w:id="2" w:name="_GoBack"/>
+      <w:bookmarkEnd w:id="2"/>
     </w:p>
     <w:p>
       <w:pPr>
@@ -599,14 +617,14 @@
           <w:rFonts w:ascii="Times New Roman" w:hAnsi="Times New Roman" w:cs="Times New Roman"/>
         </w:rPr>
       </w:pPr>
-      <w:bookmarkStart w:id="2" w:name="_Toc230191545"/>
+      <w:bookmarkStart w:id="3" w:name="_Toc230191545"/>
       <w:r>
         <w:rPr>
           <w:rFonts w:ascii="Times New Roman" w:hAnsi="Times New Roman" w:cs="Times New Roman"/>
         </w:rPr>
         <w:t>Nội dung thực hành</w:t>
       </w:r>
-      <w:bookmarkEnd w:id="2"/>
+      <w:bookmarkEnd w:id="3"/>
     </w:p>
     <w:p>
       <w:pPr>
@@ -1704,14 +1722,14 @@
           <w:rFonts w:ascii="Times New Roman" w:hAnsi="Times New Roman" w:cs="Times New Roman"/>
         </w:rPr>
       </w:pPr>
-      <w:bookmarkStart w:id="3" w:name="_Toc230191546"/>
+      <w:bookmarkStart w:id="4" w:name="_Toc230191546"/>
       <w:r>
         <w:rPr>
           <w:rFonts w:ascii="Times New Roman" w:hAnsi="Times New Roman" w:cs="Times New Roman"/>
         </w:rPr>
         <w:t>Kiểm tra kết quả</w:t>
       </w:r>
-      <w:bookmarkEnd w:id="3"/>
+      <w:bookmarkEnd w:id="4"/>
     </w:p>
     <w:p>
       <w:pPr>
@@ -1766,14 +1784,14 @@
           <w:rFonts w:ascii="Times New Roman" w:hAnsi="Times New Roman" w:cs="Times New Roman"/>
         </w:rPr>
       </w:pPr>
-      <w:bookmarkStart w:id="4" w:name="_Toc230191547"/>
+      <w:bookmarkStart w:id="5" w:name="_Toc230191547"/>
       <w:r>
         <w:rPr>
           <w:rFonts w:ascii="Times New Roman" w:hAnsi="Times New Roman" w:cs="Times New Roman"/>
         </w:rPr>
         <w:t>Kết thúc bài lab</w:t>
       </w:r>
-      <w:bookmarkEnd w:id="4"/>
+      <w:bookmarkEnd w:id="5"/>
     </w:p>
     <w:p>
       <w:pPr>
@@ -1837,18 +1855,7 @@
           <w:sz w:val="26"/>
           <w:szCs w:val="26"/>
         </w:rPr>
-        <w:t>steg</w:t>
-      </w:r>
-      <w:bookmarkStart w:id="5" w:name="_GoBack"/>
-      <w:bookmarkEnd w:id="5"/>
-      <w:r>
-        <w:rPr>
-          <w:rFonts w:ascii="Courier New" w:hAnsi="Courier New" w:cs="Courier New"/>
-          <w:i/>
-          <w:sz w:val="26"/>
-          <w:szCs w:val="26"/>
-        </w:rPr>
-        <w:t>o-</w:t>
+        <w:t>stego-</w:t>
       </w:r>
       <w:r>
         <w:rPr>
